--- a/flow/20230914_vu_template/drafts/2024-11-u/17-НД-21_ПП-Григорія-г4.docx
+++ b/flow/20230914_vu_template/drafts/2024-11-u/17-НД-21_ПП-Григорія-г4.docx
@@ -12070,699 +12070,624 @@
     </w:p>
     <w:p>
       <w:pPr>
-        <w:spacing w:after="120"/>
-        <w:rPr>
-          <w:rFonts w:ascii="Times New Roman" w:hAnsi="Times New Roman" w:cs="Times New Roman"/>
-          <w:sz w:val="24"/>
-          <w:szCs w:val="24"/>
-        </w:rPr>
-      </w:pPr>
-      <w:r>
-        <w:rPr>
-          <w:rFonts w:ascii="Times New Roman" w:hAnsi="Times New Roman" w:cs="Times New Roman"/>
+        <w:pStyle w:val="Normal"/>
+        <w:spacing w:after="120"/>
+      </w:pPr>
+      <w:r>
+        <w:rPr>
+          <w:rFonts w:ascii="Times New Roman" w:hAnsi="Times New Roman"/>
           <w:b/>
           <w:color w:val="000000"/>
           <w:sz w:val="24"/>
-          <w:szCs w:val="24"/>
-        </w:rPr>
-        <w:t>Го</w:t>
-      </w:r>
-      <w:r>
-        <w:rPr>
-          <w:rFonts w:ascii="Times New Roman" w:hAnsi="Times New Roman" w:cs="Times New Roman"/>
-          <w:sz w:val="24"/>
-          <w:szCs w:val="24"/>
-        </w:rPr>
-        <w:t>́</w:t>
-      </w:r>
-      <w:r>
-        <w:rPr>
-          <w:rFonts w:ascii="Times New Roman" w:hAnsi="Times New Roman" w:cs="Times New Roman"/>
+        </w:rPr>
+        <w:t xml:space="preserve">Го́споди, взива́ю я до Те́бе, ви́слухай мене́.* </w:t>
+      </w:r>
+      <w:r>
+        <w:rPr>
+          <w:rFonts w:ascii="Times New Roman" w:hAnsi="Times New Roman"/>
           <w:b/>
           <w:color w:val="000000"/>
           <w:sz w:val="24"/>
-          <w:szCs w:val="24"/>
-        </w:rPr>
-        <w:t>споди, взива</w:t>
-      </w:r>
-      <w:r>
-        <w:rPr>
-          <w:rFonts w:ascii="Times New Roman" w:hAnsi="Times New Roman" w:cs="Times New Roman"/>
-          <w:sz w:val="24"/>
-          <w:szCs w:val="24"/>
-        </w:rPr>
-        <w:t>́</w:t>
-      </w:r>
-      <w:r>
-        <w:rPr>
-          <w:rFonts w:ascii="Times New Roman" w:hAnsi="Times New Roman" w:cs="Times New Roman"/>
+        </w:rPr>
+        <w:t>Ви</w:t>
+      </w:r>
+      <w:r>
+        <w:rPr>
+          <w:rFonts w:ascii="Times New Roman" w:hAnsi="Times New Roman"/>
           <w:b/>
           <w:color w:val="000000"/>
           <w:sz w:val="24"/>
-          <w:szCs w:val="24"/>
-        </w:rPr>
-        <w:t>ю я до Те</w:t>
-      </w:r>
-      <w:r>
-        <w:rPr>
-          <w:rFonts w:ascii="Times New Roman" w:hAnsi="Times New Roman" w:cs="Times New Roman"/>
-          <w:sz w:val="24"/>
-          <w:szCs w:val="24"/>
         </w:rPr>
         <w:t>́</w:t>
       </w:r>
       <w:r>
         <w:rPr>
-          <w:rFonts w:ascii="Times New Roman" w:hAnsi="Times New Roman" w:cs="Times New Roman"/>
+          <w:rFonts w:ascii="Times New Roman" w:hAnsi="Times New Roman"/>
           <w:b/>
           <w:color w:val="000000"/>
           <w:sz w:val="24"/>
-          <w:szCs w:val="24"/>
-        </w:rPr>
-        <w:t>бе, ви</w:t>
-      </w:r>
-      <w:r>
-        <w:rPr>
-          <w:rFonts w:ascii="Times New Roman" w:hAnsi="Times New Roman" w:cs="Times New Roman"/>
-          <w:sz w:val="24"/>
-          <w:szCs w:val="24"/>
-        </w:rPr>
-        <w:t>́</w:t>
-      </w:r>
-      <w:r>
-        <w:rPr>
-          <w:rFonts w:ascii="Times New Roman" w:hAnsi="Times New Roman" w:cs="Times New Roman"/>
+        </w:rPr>
+        <w:t>слухай мене</w:t>
+      </w:r>
+      <w:r>
+        <w:rPr>
+          <w:rFonts w:ascii="Times New Roman" w:hAnsi="Times New Roman"/>
           <w:b/>
           <w:color w:val="000000"/>
           <w:sz w:val="24"/>
-          <w:szCs w:val="24"/>
-        </w:rPr>
-        <w:t>слухай мене</w:t>
-      </w:r>
-      <w:r>
-        <w:rPr>
-          <w:rFonts w:ascii="Times New Roman" w:hAnsi="Times New Roman" w:cs="Times New Roman"/>
-          <w:sz w:val="24"/>
-          <w:szCs w:val="24"/>
         </w:rPr>
         <w:t>́</w:t>
       </w:r>
       <w:r>
         <w:rPr>
-          <w:rFonts w:ascii="Times New Roman" w:hAnsi="Times New Roman" w:cs="Times New Roman"/>
+          <w:rFonts w:ascii="Times New Roman" w:hAnsi="Times New Roman"/>
           <w:b/>
           <w:color w:val="000000"/>
           <w:sz w:val="24"/>
-          <w:szCs w:val="24"/>
-        </w:rPr>
-        <w:t>.* Ви</w:t>
-      </w:r>
-      <w:r>
-        <w:rPr>
-          <w:rFonts w:ascii="Times New Roman" w:hAnsi="Times New Roman" w:cs="Times New Roman"/>
-          <w:sz w:val="24"/>
-          <w:szCs w:val="24"/>
-        </w:rPr>
-        <w:t>́</w:t>
-      </w:r>
-      <w:r>
-        <w:rPr>
-          <w:rFonts w:ascii="Times New Roman" w:hAnsi="Times New Roman" w:cs="Times New Roman"/>
+        </w:rPr>
+        <w:t>, Го</w:t>
+      </w:r>
+      <w:r>
+        <w:rPr>
+          <w:rFonts w:ascii="Times New Roman" w:hAnsi="Times New Roman"/>
           <w:b/>
           <w:color w:val="000000"/>
           <w:sz w:val="24"/>
-          <w:szCs w:val="24"/>
-        </w:rPr>
-        <w:t>слухай мене, Го</w:t>
-      </w:r>
-      <w:r>
-        <w:rPr>
-          <w:rFonts w:ascii="Times New Roman" w:hAnsi="Times New Roman" w:cs="Times New Roman"/>
-          <w:sz w:val="24"/>
-          <w:szCs w:val="24"/>
         </w:rPr>
         <w:t>́</w:t>
       </w:r>
       <w:r>
         <w:rPr>
-          <w:rFonts w:ascii="Times New Roman" w:hAnsi="Times New Roman" w:cs="Times New Roman"/>
+          <w:rFonts w:ascii="Times New Roman" w:hAnsi="Times New Roman"/>
           <w:b/>
           <w:color w:val="000000"/>
           <w:sz w:val="24"/>
-          <w:szCs w:val="24"/>
         </w:rPr>
         <w:t>споди.* Го</w:t>
       </w:r>
       <w:r>
         <w:rPr>
-          <w:rFonts w:ascii="Times New Roman" w:hAnsi="Times New Roman" w:cs="Times New Roman"/>
-          <w:sz w:val="24"/>
-          <w:szCs w:val="24"/>
-        </w:rPr>
-        <w:t>́</w:t>
-      </w:r>
-      <w:r>
-        <w:rPr>
-          <w:rFonts w:ascii="Times New Roman" w:hAnsi="Times New Roman" w:cs="Times New Roman"/>
+          <w:rFonts w:ascii="Times New Roman" w:hAnsi="Times New Roman"/>
           <w:b/>
           <w:color w:val="000000"/>
           <w:sz w:val="24"/>
-          <w:szCs w:val="24"/>
-        </w:rPr>
-        <w:t>споди, взива</w:t>
-      </w:r>
-      <w:r>
-        <w:rPr>
-          <w:rFonts w:ascii="Times New Roman" w:hAnsi="Times New Roman" w:cs="Times New Roman"/>
-          <w:sz w:val="24"/>
-          <w:szCs w:val="24"/>
         </w:rPr>
         <w:t>́</w:t>
       </w:r>
       <w:r>
         <w:rPr>
-          <w:rFonts w:ascii="Times New Roman" w:hAnsi="Times New Roman" w:cs="Times New Roman"/>
+          <w:rFonts w:ascii="Times New Roman" w:hAnsi="Times New Roman"/>
           <w:b/>
           <w:color w:val="000000"/>
           <w:sz w:val="24"/>
-          <w:szCs w:val="24"/>
-        </w:rPr>
-        <w:t>ю я до Те</w:t>
-      </w:r>
-      <w:r>
-        <w:rPr>
-          <w:rFonts w:ascii="Times New Roman" w:hAnsi="Times New Roman" w:cs="Times New Roman"/>
-          <w:sz w:val="24"/>
-          <w:szCs w:val="24"/>
-        </w:rPr>
-        <w:t>́</w:t>
-      </w:r>
-      <w:r>
-        <w:rPr>
-          <w:rFonts w:ascii="Times New Roman" w:hAnsi="Times New Roman" w:cs="Times New Roman"/>
+        </w:rPr>
+        <w:t>споди, взива</w:t>
+      </w:r>
+      <w:r>
+        <w:rPr>
+          <w:rFonts w:ascii="Times New Roman" w:hAnsi="Times New Roman"/>
           <w:b/>
           <w:color w:val="000000"/>
           <w:sz w:val="24"/>
-          <w:szCs w:val="24"/>
-        </w:rPr>
-        <w:t>бе, ви</w:t>
-      </w:r>
-      <w:r>
-        <w:rPr>
-          <w:rFonts w:ascii="Times New Roman" w:hAnsi="Times New Roman" w:cs="Times New Roman"/>
-          <w:sz w:val="24"/>
-          <w:szCs w:val="24"/>
         </w:rPr>
         <w:t>́</w:t>
       </w:r>
       <w:r>
         <w:rPr>
-          <w:rFonts w:ascii="Times New Roman" w:hAnsi="Times New Roman" w:cs="Times New Roman"/>
+          <w:rFonts w:ascii="Times New Roman" w:hAnsi="Times New Roman"/>
           <w:b/>
           <w:color w:val="000000"/>
           <w:sz w:val="24"/>
-          <w:szCs w:val="24"/>
-        </w:rPr>
-        <w:t>слухай мене</w:t>
-      </w:r>
-      <w:r>
-        <w:rPr>
-          <w:rFonts w:ascii="Times New Roman" w:hAnsi="Times New Roman" w:cs="Times New Roman"/>
-          <w:sz w:val="24"/>
-          <w:szCs w:val="24"/>
-        </w:rPr>
-        <w:t>́</w:t>
-      </w:r>
-      <w:r>
-        <w:rPr>
-          <w:rFonts w:ascii="Times New Roman" w:hAnsi="Times New Roman" w:cs="Times New Roman"/>
+        </w:rPr>
+        <w:t>ю я до Те</w:t>
+      </w:r>
+      <w:r>
+        <w:rPr>
+          <w:rFonts w:ascii="Times New Roman" w:hAnsi="Times New Roman"/>
           <w:b/>
           <w:color w:val="000000"/>
           <w:sz w:val="24"/>
-          <w:szCs w:val="24"/>
-        </w:rPr>
-        <w:t>.* Почу</w:t>
-      </w:r>
-      <w:r>
-        <w:rPr>
-          <w:rFonts w:ascii="Times New Roman" w:hAnsi="Times New Roman" w:cs="Times New Roman"/>
-          <w:sz w:val="24"/>
-          <w:szCs w:val="24"/>
         </w:rPr>
         <w:t>́</w:t>
       </w:r>
       <w:r>
         <w:rPr>
-          <w:rFonts w:ascii="Times New Roman" w:hAnsi="Times New Roman" w:cs="Times New Roman"/>
+          <w:rFonts w:ascii="Times New Roman" w:hAnsi="Times New Roman"/>
           <w:b/>
           <w:color w:val="000000"/>
           <w:sz w:val="24"/>
-          <w:szCs w:val="24"/>
-        </w:rPr>
-        <w:t>й го</w:t>
-      </w:r>
-      <w:r>
-        <w:rPr>
-          <w:rFonts w:ascii="Times New Roman" w:hAnsi="Times New Roman" w:cs="Times New Roman"/>
-          <w:sz w:val="24"/>
-          <w:szCs w:val="24"/>
-        </w:rPr>
-        <w:t>́</w:t>
-      </w:r>
-      <w:r>
-        <w:rPr>
-          <w:rFonts w:ascii="Times New Roman" w:hAnsi="Times New Roman" w:cs="Times New Roman"/>
+        </w:rPr>
+        <w:t>бе, ви</w:t>
+      </w:r>
+      <w:r>
+        <w:rPr>
+          <w:rFonts w:ascii="Times New Roman" w:hAnsi="Times New Roman"/>
           <w:b/>
           <w:color w:val="000000"/>
           <w:sz w:val="24"/>
-          <w:szCs w:val="24"/>
-        </w:rPr>
-        <w:t>лос молі</w:t>
-      </w:r>
-      <w:r>
-        <w:rPr>
-          <w:rFonts w:ascii="Times New Roman" w:hAnsi="Times New Roman" w:cs="Times New Roman"/>
-          <w:sz w:val="24"/>
-          <w:szCs w:val="24"/>
         </w:rPr>
         <w:t>́</w:t>
       </w:r>
       <w:r>
         <w:rPr>
-          <w:rFonts w:ascii="Times New Roman" w:hAnsi="Times New Roman" w:cs="Times New Roman"/>
+          <w:rFonts w:ascii="Times New Roman" w:hAnsi="Times New Roman"/>
           <w:b/>
           <w:color w:val="000000"/>
           <w:sz w:val="24"/>
-          <w:szCs w:val="24"/>
-        </w:rPr>
-        <w:t>ння мого</w:t>
-      </w:r>
-      <w:r>
-        <w:rPr>
-          <w:rFonts w:ascii="Times New Roman" w:hAnsi="Times New Roman" w:cs="Times New Roman"/>
-          <w:sz w:val="24"/>
-          <w:szCs w:val="24"/>
-        </w:rPr>
-        <w:t>́</w:t>
-      </w:r>
-      <w:r>
-        <w:rPr>
-          <w:rFonts w:ascii="Times New Roman" w:hAnsi="Times New Roman" w:cs="Times New Roman"/>
+        </w:rPr>
+        <w:t>слухай мене</w:t>
+      </w:r>
+      <w:r>
+        <w:rPr>
+          <w:rFonts w:ascii="Times New Roman" w:hAnsi="Times New Roman"/>
           <w:b/>
           <w:color w:val="000000"/>
           <w:sz w:val="24"/>
-          <w:szCs w:val="24"/>
-        </w:rPr>
-        <w:t>,* коли</w:t>
-      </w:r>
-      <w:r>
-        <w:rPr>
-          <w:rFonts w:ascii="Times New Roman" w:hAnsi="Times New Roman" w:cs="Times New Roman"/>
-          <w:sz w:val="24"/>
-          <w:szCs w:val="24"/>
         </w:rPr>
         <w:t>́</w:t>
       </w:r>
       <w:r>
         <w:rPr>
-          <w:rFonts w:ascii="Times New Roman" w:hAnsi="Times New Roman" w:cs="Times New Roman"/>
+          <w:rFonts w:ascii="Times New Roman" w:hAnsi="Times New Roman"/>
           <w:b/>
           <w:color w:val="000000"/>
           <w:sz w:val="24"/>
-          <w:szCs w:val="24"/>
-        </w:rPr>
-        <w:t xml:space="preserve"> взива</w:t>
-      </w:r>
-      <w:r>
-        <w:rPr>
-          <w:rFonts w:ascii="Times New Roman" w:hAnsi="Times New Roman" w:cs="Times New Roman"/>
-          <w:sz w:val="24"/>
-          <w:szCs w:val="24"/>
-        </w:rPr>
-        <w:t>́</w:t>
-      </w:r>
-      <w:r>
-        <w:rPr>
-          <w:rFonts w:ascii="Times New Roman" w:hAnsi="Times New Roman" w:cs="Times New Roman"/>
+        </w:rPr>
+        <w:t>.* Почу</w:t>
+      </w:r>
+      <w:r>
+        <w:rPr>
+          <w:rFonts w:ascii="Times New Roman" w:hAnsi="Times New Roman"/>
           <w:b/>
           <w:color w:val="000000"/>
           <w:sz w:val="24"/>
-          <w:szCs w:val="24"/>
-        </w:rPr>
-        <w:t>ю до Те</w:t>
-      </w:r>
-      <w:r>
-        <w:rPr>
-          <w:rFonts w:ascii="Times New Roman" w:hAnsi="Times New Roman" w:cs="Times New Roman"/>
-          <w:sz w:val="24"/>
-          <w:szCs w:val="24"/>
         </w:rPr>
         <w:t>́</w:t>
       </w:r>
       <w:r>
         <w:rPr>
-          <w:rFonts w:ascii="Times New Roman" w:hAnsi="Times New Roman" w:cs="Times New Roman"/>
+          <w:rFonts w:ascii="Times New Roman" w:hAnsi="Times New Roman"/>
           <w:b/>
           <w:color w:val="000000"/>
           <w:sz w:val="24"/>
-          <w:szCs w:val="24"/>
-        </w:rPr>
-        <w:t>бе.* Ви</w:t>
-      </w:r>
-      <w:r>
-        <w:rPr>
-          <w:rFonts w:ascii="Times New Roman" w:hAnsi="Times New Roman" w:cs="Times New Roman"/>
-          <w:sz w:val="24"/>
-          <w:szCs w:val="24"/>
-        </w:rPr>
-        <w:t>́</w:t>
-      </w:r>
-      <w:r>
-        <w:rPr>
-          <w:rFonts w:ascii="Times New Roman" w:hAnsi="Times New Roman" w:cs="Times New Roman"/>
+        </w:rPr>
+        <w:t>й го</w:t>
+      </w:r>
+      <w:r>
+        <w:rPr>
+          <w:rFonts w:ascii="Times New Roman" w:hAnsi="Times New Roman"/>
           <w:b/>
           <w:color w:val="000000"/>
           <w:sz w:val="24"/>
-          <w:szCs w:val="24"/>
-        </w:rPr>
-        <w:t>слухай мене</w:t>
-      </w:r>
-      <w:r>
-        <w:rPr>
-          <w:rFonts w:ascii="Times New Roman" w:hAnsi="Times New Roman" w:cs="Times New Roman"/>
-          <w:sz w:val="24"/>
-          <w:szCs w:val="24"/>
         </w:rPr>
         <w:t>́</w:t>
       </w:r>
       <w:r>
         <w:rPr>
-          <w:rFonts w:ascii="Times New Roman" w:hAnsi="Times New Roman" w:cs="Times New Roman"/>
+          <w:rFonts w:ascii="Times New Roman" w:hAnsi="Times New Roman"/>
           <w:b/>
           <w:color w:val="000000"/>
           <w:sz w:val="24"/>
-          <w:szCs w:val="24"/>
-        </w:rPr>
-        <w:t>, Го</w:t>
-      </w:r>
-      <w:r>
-        <w:rPr>
-          <w:rFonts w:ascii="Times New Roman" w:hAnsi="Times New Roman" w:cs="Times New Roman"/>
-          <w:sz w:val="24"/>
-          <w:szCs w:val="24"/>
-        </w:rPr>
-        <w:t>́</w:t>
-      </w:r>
-      <w:r>
-        <w:rPr>
-          <w:rFonts w:ascii="Times New Roman" w:hAnsi="Times New Roman" w:cs="Times New Roman"/>
+        </w:rPr>
+        <w:t>лос молі</w:t>
+      </w:r>
+      <w:r>
+        <w:rPr>
+          <w:rFonts w:ascii="Times New Roman" w:hAnsi="Times New Roman"/>
           <w:b/>
           <w:color w:val="000000"/>
           <w:sz w:val="24"/>
-          <w:szCs w:val="24"/>
-        </w:rPr>
-        <w:t>споди.</w:t>
-      </w:r>
-    </w:p>
-    <w:p>
-      <w:pPr>
-        <w:spacing w:after="120"/>
-        <w:rPr>
-          <w:rFonts w:ascii="Times New Roman" w:hAnsi="Times New Roman" w:cs="Times New Roman"/>
-          <w:sz w:val="24"/>
-          <w:szCs w:val="24"/>
-        </w:rPr>
-      </w:pPr>
-      <w:r>
-        <w:rPr>
-          <w:rFonts w:ascii="Times New Roman" w:hAnsi="Times New Roman" w:cs="Times New Roman"/>
+        </w:rPr>
+        <w:t>́</w:t>
+      </w:r>
+      <w:r>
+        <w:rPr>
+          <w:rFonts w:ascii="Times New Roman" w:hAnsi="Times New Roman"/>
           <w:b/>
           <w:color w:val="000000"/>
           <w:sz w:val="24"/>
-          <w:szCs w:val="24"/>
-        </w:rPr>
-        <w:lastRenderedPageBreak/>
-        <w:t>Неха</w:t>
-      </w:r>
-      <w:r>
-        <w:rPr>
-          <w:rFonts w:ascii="Times New Roman" w:hAnsi="Times New Roman" w:cs="Times New Roman"/>
-          <w:sz w:val="24"/>
-          <w:szCs w:val="24"/>
-        </w:rPr>
-        <w:t>́</w:t>
-      </w:r>
-      <w:r>
-        <w:rPr>
-          <w:rFonts w:ascii="Times New Roman" w:hAnsi="Times New Roman" w:cs="Times New Roman"/>
+        </w:rPr>
+        <w:t>ння мого</w:t>
+      </w:r>
+      <w:r>
+        <w:rPr>
+          <w:rFonts w:ascii="Times New Roman" w:hAnsi="Times New Roman"/>
           <w:b/>
           <w:color w:val="000000"/>
           <w:sz w:val="24"/>
-          <w:szCs w:val="24"/>
-        </w:rPr>
-        <w:t>й п</w:t>
-      </w:r>
-      <w:r>
-        <w:rPr>
-          <w:rFonts w:ascii="Times New Roman" w:hAnsi="Times New Roman" w:cs="Times New Roman"/>
+        </w:rPr>
+        <w:t>́</w:t>
+      </w:r>
+      <w:r>
+        <w:rPr>
+          <w:rFonts w:ascii="Times New Roman" w:hAnsi="Times New Roman"/>
           <w:b/>
           <w:color w:val="000000"/>
           <w:sz w:val="24"/>
-          <w:szCs w:val="24"/>
-        </w:rPr>
-        <w:t>іднесе</w:t>
-      </w:r>
-      <w:r>
-        <w:rPr>
-          <w:rFonts w:ascii="Times New Roman" w:hAnsi="Times New Roman" w:cs="Times New Roman"/>
-          <w:sz w:val="24"/>
-          <w:szCs w:val="24"/>
-        </w:rPr>
-        <w:t>́</w:t>
-      </w:r>
-      <w:r>
-        <w:rPr>
-          <w:rFonts w:ascii="Times New Roman" w:hAnsi="Times New Roman" w:cs="Times New Roman"/>
+        </w:rPr>
+        <w:t>,* коли</w:t>
+      </w:r>
+      <w:r>
+        <w:rPr>
+          <w:rFonts w:ascii="Times New Roman" w:hAnsi="Times New Roman"/>
           <w:b/>
           <w:color w:val="000000"/>
           <w:sz w:val="24"/>
-          <w:szCs w:val="24"/>
-        </w:rPr>
-        <w:t>ться моли</w:t>
-      </w:r>
-      <w:r>
-        <w:rPr>
-          <w:rFonts w:ascii="Times New Roman" w:hAnsi="Times New Roman" w:cs="Times New Roman"/>
-          <w:sz w:val="24"/>
-          <w:szCs w:val="24"/>
         </w:rPr>
         <w:t>́</w:t>
       </w:r>
       <w:r>
         <w:rPr>
-          <w:rFonts w:ascii="Times New Roman" w:hAnsi="Times New Roman" w:cs="Times New Roman"/>
+          <w:rFonts w:ascii="Times New Roman" w:hAnsi="Times New Roman"/>
           <w:b/>
           <w:color w:val="000000"/>
           <w:sz w:val="24"/>
-          <w:szCs w:val="24"/>
-        </w:rPr>
-        <w:t>тва моя</w:t>
-      </w:r>
-      <w:r>
-        <w:rPr>
-          <w:rFonts w:ascii="Times New Roman" w:hAnsi="Times New Roman" w:cs="Times New Roman"/>
-          <w:sz w:val="24"/>
-          <w:szCs w:val="24"/>
-        </w:rPr>
-        <w:t>́</w:t>
-      </w:r>
-      <w:r>
-        <w:rPr>
-          <w:rFonts w:ascii="Times New Roman" w:hAnsi="Times New Roman" w:cs="Times New Roman"/>
+        </w:rPr>
+        <w:t xml:space="preserve"> взива</w:t>
+      </w:r>
+      <w:r>
+        <w:rPr>
+          <w:rFonts w:ascii="Times New Roman" w:hAnsi="Times New Roman"/>
           <w:b/>
           <w:color w:val="000000"/>
           <w:sz w:val="24"/>
-          <w:szCs w:val="24"/>
-        </w:rPr>
-        <w:t>,* мов кади</w:t>
-      </w:r>
-      <w:r>
-        <w:rPr>
-          <w:rFonts w:ascii="Times New Roman" w:hAnsi="Times New Roman" w:cs="Times New Roman"/>
-          <w:sz w:val="24"/>
-          <w:szCs w:val="24"/>
         </w:rPr>
         <w:t>́</w:t>
       </w:r>
       <w:r>
         <w:rPr>
-          <w:rFonts w:ascii="Times New Roman" w:hAnsi="Times New Roman" w:cs="Times New Roman"/>
+          <w:rFonts w:ascii="Times New Roman" w:hAnsi="Times New Roman"/>
           <w:b/>
           <w:color w:val="000000"/>
           <w:sz w:val="24"/>
-          <w:szCs w:val="24"/>
-        </w:rPr>
-        <w:t>ло пе</w:t>
-      </w:r>
-      <w:r>
-        <w:rPr>
-          <w:rFonts w:ascii="Times New Roman" w:hAnsi="Times New Roman" w:cs="Times New Roman"/>
-          <w:sz w:val="24"/>
-          <w:szCs w:val="24"/>
-        </w:rPr>
-        <w:t>́</w:t>
-      </w:r>
-      <w:r>
-        <w:rPr>
-          <w:rFonts w:ascii="Times New Roman" w:hAnsi="Times New Roman" w:cs="Times New Roman"/>
+        </w:rPr>
+        <w:t>ю до Те</w:t>
+      </w:r>
+      <w:r>
+        <w:rPr>
+          <w:rFonts w:ascii="Times New Roman" w:hAnsi="Times New Roman"/>
           <w:b/>
           <w:color w:val="000000"/>
           <w:sz w:val="24"/>
-          <w:szCs w:val="24"/>
-        </w:rPr>
-        <w:t>ред Тобо</w:t>
-      </w:r>
-      <w:r>
-        <w:rPr>
-          <w:rFonts w:ascii="Times New Roman" w:hAnsi="Times New Roman" w:cs="Times New Roman"/>
-          <w:sz w:val="24"/>
-          <w:szCs w:val="24"/>
         </w:rPr>
         <w:t>́</w:t>
       </w:r>
       <w:r>
         <w:rPr>
-          <w:rFonts w:ascii="Times New Roman" w:hAnsi="Times New Roman" w:cs="Times New Roman"/>
+          <w:rFonts w:ascii="Times New Roman" w:hAnsi="Times New Roman"/>
           <w:b/>
           <w:color w:val="000000"/>
           <w:sz w:val="24"/>
-          <w:szCs w:val="24"/>
-        </w:rPr>
-        <w:t>ю;* підно</w:t>
-      </w:r>
-      <w:r>
-        <w:rPr>
-          <w:rFonts w:ascii="Times New Roman" w:hAnsi="Times New Roman" w:cs="Times New Roman"/>
-          <w:sz w:val="24"/>
-          <w:szCs w:val="24"/>
-        </w:rPr>
-        <w:t>́</w:t>
-      </w:r>
-      <w:r>
-        <w:rPr>
-          <w:rFonts w:ascii="Times New Roman" w:hAnsi="Times New Roman" w:cs="Times New Roman"/>
+        </w:rPr>
+        <w:t>бе.* Ви</w:t>
+      </w:r>
+      <w:r>
+        <w:rPr>
+          <w:rFonts w:ascii="Times New Roman" w:hAnsi="Times New Roman"/>
           <w:b/>
           <w:color w:val="000000"/>
           <w:sz w:val="24"/>
-          <w:szCs w:val="24"/>
-        </w:rPr>
-        <w:t>шення рук мої</w:t>
-      </w:r>
-      <w:r>
-        <w:rPr>
-          <w:rFonts w:ascii="Times New Roman" w:hAnsi="Times New Roman" w:cs="Times New Roman"/>
-          <w:sz w:val="24"/>
-          <w:szCs w:val="24"/>
         </w:rPr>
         <w:t>́</w:t>
       </w:r>
       <w:r>
         <w:rPr>
-          <w:rFonts w:ascii="Times New Roman" w:hAnsi="Times New Roman" w:cs="Times New Roman"/>
+          <w:rFonts w:ascii="Times New Roman" w:hAnsi="Times New Roman"/>
           <w:b/>
           <w:color w:val="000000"/>
           <w:sz w:val="24"/>
-          <w:szCs w:val="24"/>
-        </w:rPr>
-        <w:t>х,* як же</w:t>
-      </w:r>
-      <w:r>
-        <w:rPr>
-          <w:rFonts w:ascii="Times New Roman" w:hAnsi="Times New Roman" w:cs="Times New Roman"/>
-          <w:sz w:val="24"/>
-          <w:szCs w:val="24"/>
-        </w:rPr>
-        <w:t>́</w:t>
-      </w:r>
-      <w:r>
-        <w:rPr>
-          <w:rFonts w:ascii="Times New Roman" w:hAnsi="Times New Roman" w:cs="Times New Roman"/>
+        </w:rPr>
+        <w:t>слухай мене</w:t>
+      </w:r>
+      <w:r>
+        <w:rPr>
+          <w:rFonts w:ascii="Times New Roman" w:hAnsi="Times New Roman"/>
           <w:b/>
           <w:color w:val="000000"/>
           <w:sz w:val="24"/>
-          <w:szCs w:val="24"/>
-        </w:rPr>
-        <w:t>ртва вечі</w:t>
-      </w:r>
-      <w:r>
-        <w:rPr>
-          <w:rFonts w:ascii="Times New Roman" w:hAnsi="Times New Roman" w:cs="Times New Roman"/>
-          <w:sz w:val="24"/>
-          <w:szCs w:val="24"/>
         </w:rPr>
         <w:t>́</w:t>
       </w:r>
       <w:r>
         <w:rPr>
-          <w:rFonts w:ascii="Times New Roman" w:hAnsi="Times New Roman" w:cs="Times New Roman"/>
+          <w:rFonts w:ascii="Times New Roman" w:hAnsi="Times New Roman"/>
           <w:b/>
           <w:color w:val="000000"/>
           <w:sz w:val="24"/>
-          <w:szCs w:val="24"/>
-        </w:rPr>
-        <w:t>рня.* Ви</w:t>
-      </w:r>
-      <w:r>
-        <w:rPr>
-          <w:rFonts w:ascii="Times New Roman" w:hAnsi="Times New Roman" w:cs="Times New Roman"/>
-          <w:sz w:val="24"/>
-          <w:szCs w:val="24"/>
-        </w:rPr>
-        <w:t>́</w:t>
-      </w:r>
-      <w:r>
-        <w:rPr>
-          <w:rFonts w:ascii="Times New Roman" w:hAnsi="Times New Roman" w:cs="Times New Roman"/>
+        </w:rPr>
+        <w:t>, Го</w:t>
+      </w:r>
+      <w:r>
+        <w:rPr>
+          <w:rFonts w:ascii="Times New Roman" w:hAnsi="Times New Roman"/>
           <w:b/>
           <w:color w:val="000000"/>
           <w:sz w:val="24"/>
-          <w:szCs w:val="24"/>
-        </w:rPr>
-        <w:t>слухай мене</w:t>
-      </w:r>
-      <w:r>
-        <w:rPr>
-          <w:rFonts w:ascii="Times New Roman" w:hAnsi="Times New Roman" w:cs="Times New Roman"/>
-          <w:sz w:val="24"/>
-          <w:szCs w:val="24"/>
         </w:rPr>
         <w:t>́</w:t>
       </w:r>
       <w:r>
         <w:rPr>
-          <w:rFonts w:ascii="Times New Roman" w:hAnsi="Times New Roman" w:cs="Times New Roman"/>
+          <w:rFonts w:ascii="Times New Roman" w:hAnsi="Times New Roman"/>
           <w:b/>
           <w:color w:val="000000"/>
           <w:sz w:val="24"/>
-          <w:szCs w:val="24"/>
-        </w:rPr>
-        <w:t>, Го</w:t>
-      </w:r>
-      <w:r>
-        <w:rPr>
-          <w:rFonts w:ascii="Times New Roman" w:hAnsi="Times New Roman" w:cs="Times New Roman"/>
-          <w:sz w:val="24"/>
-          <w:szCs w:val="24"/>
-        </w:rPr>
-        <w:t>́</w:t>
-      </w:r>
-      <w:r>
-        <w:rPr>
-          <w:rFonts w:ascii="Times New Roman" w:hAnsi="Times New Roman" w:cs="Times New Roman"/>
+        </w:rPr>
+        <w:t>споди.</w:t>
+      </w:r>
+    </w:p>
+    <w:p>
+      <w:pPr>
+        <w:pStyle w:val="Normal"/>
+        <w:spacing w:after="120"/>
+      </w:pPr>
+      <w:r>
+        <w:rPr>
+          <w:rFonts w:ascii="Times New Roman" w:hAnsi="Times New Roman"/>
           <w:b/>
           <w:color w:val="000000"/>
           <w:sz w:val="24"/>
-          <w:szCs w:val="24"/>
+        </w:rPr>
+        <w:t>Неха</w:t>
+      </w:r>
+      <w:r>
+        <w:rPr>
+          <w:rFonts w:ascii="Times New Roman" w:hAnsi="Times New Roman"/>
+          <w:b/>
+          <w:color w:val="000000"/>
+          <w:sz w:val="24"/>
+        </w:rPr>
+        <w:t>́</w:t>
+      </w:r>
+      <w:r>
+        <w:rPr>
+          <w:rFonts w:ascii="Times New Roman" w:hAnsi="Times New Roman"/>
+          <w:b/>
+          <w:color w:val="000000"/>
+          <w:sz w:val="24"/>
+        </w:rPr>
+        <w:t>й піднесе</w:t>
+      </w:r>
+      <w:r>
+        <w:rPr>
+          <w:rFonts w:ascii="Times New Roman" w:hAnsi="Times New Roman"/>
+          <w:b/>
+          <w:color w:val="000000"/>
+          <w:sz w:val="24"/>
+        </w:rPr>
+        <w:t>́</w:t>
+      </w:r>
+      <w:r>
+        <w:rPr>
+          <w:rFonts w:ascii="Times New Roman" w:hAnsi="Times New Roman"/>
+          <w:b/>
+          <w:color w:val="000000"/>
+          <w:sz w:val="24"/>
+        </w:rPr>
+        <w:t>ться моли</w:t>
+      </w:r>
+      <w:r>
+        <w:rPr>
+          <w:rFonts w:ascii="Times New Roman" w:hAnsi="Times New Roman"/>
+          <w:b/>
+          <w:color w:val="000000"/>
+          <w:sz w:val="24"/>
+        </w:rPr>
+        <w:t>́</w:t>
+      </w:r>
+      <w:r>
+        <w:rPr>
+          <w:rFonts w:ascii="Times New Roman" w:hAnsi="Times New Roman"/>
+          <w:b/>
+          <w:color w:val="000000"/>
+          <w:sz w:val="24"/>
+        </w:rPr>
+        <w:t>тва моя</w:t>
+      </w:r>
+      <w:r>
+        <w:rPr>
+          <w:rFonts w:ascii="Times New Roman" w:hAnsi="Times New Roman"/>
+          <w:b/>
+          <w:color w:val="000000"/>
+          <w:sz w:val="24"/>
+        </w:rPr>
+        <w:t>́</w:t>
+      </w:r>
+      <w:r>
+        <w:rPr>
+          <w:rFonts w:ascii="Times New Roman" w:hAnsi="Times New Roman"/>
+          <w:b/>
+          <w:color w:val="000000"/>
+          <w:sz w:val="24"/>
+        </w:rPr>
+        <w:t>,* мов кади</w:t>
+      </w:r>
+      <w:r>
+        <w:rPr>
+          <w:rFonts w:ascii="Times New Roman" w:hAnsi="Times New Roman"/>
+          <w:b/>
+          <w:color w:val="000000"/>
+          <w:sz w:val="24"/>
+        </w:rPr>
+        <w:t>́</w:t>
+      </w:r>
+      <w:r>
+        <w:rPr>
+          <w:rFonts w:ascii="Times New Roman" w:hAnsi="Times New Roman"/>
+          <w:b/>
+          <w:color w:val="000000"/>
+          <w:sz w:val="24"/>
+        </w:rPr>
+        <w:t>ло пе</w:t>
+      </w:r>
+      <w:r>
+        <w:rPr>
+          <w:rFonts w:ascii="Times New Roman" w:hAnsi="Times New Roman"/>
+          <w:b/>
+          <w:color w:val="000000"/>
+          <w:sz w:val="24"/>
+        </w:rPr>
+        <w:t>́</w:t>
+      </w:r>
+      <w:r>
+        <w:rPr>
+          <w:rFonts w:ascii="Times New Roman" w:hAnsi="Times New Roman"/>
+          <w:b/>
+          <w:color w:val="000000"/>
+          <w:sz w:val="24"/>
+        </w:rPr>
+        <w:t>ред Тобо</w:t>
+      </w:r>
+      <w:r>
+        <w:rPr>
+          <w:rFonts w:ascii="Times New Roman" w:hAnsi="Times New Roman"/>
+          <w:b/>
+          <w:color w:val="000000"/>
+          <w:sz w:val="24"/>
+        </w:rPr>
+        <w:t>́</w:t>
+      </w:r>
+      <w:r>
+        <w:rPr>
+          <w:rFonts w:ascii="Times New Roman" w:hAnsi="Times New Roman"/>
+          <w:b/>
+          <w:color w:val="000000"/>
+          <w:sz w:val="24"/>
+        </w:rPr>
+        <w:t>ю;* підно</w:t>
+      </w:r>
+      <w:r>
+        <w:rPr>
+          <w:rFonts w:ascii="Times New Roman" w:hAnsi="Times New Roman"/>
+          <w:b/>
+          <w:color w:val="000000"/>
+          <w:sz w:val="24"/>
+        </w:rPr>
+        <w:t>́</w:t>
+      </w:r>
+      <w:r>
+        <w:rPr>
+          <w:rFonts w:ascii="Times New Roman" w:hAnsi="Times New Roman"/>
+          <w:b/>
+          <w:color w:val="000000"/>
+          <w:sz w:val="24"/>
+        </w:rPr>
+        <w:t>шення рук мої</w:t>
+      </w:r>
+      <w:r>
+        <w:rPr>
+          <w:rFonts w:ascii="Times New Roman" w:hAnsi="Times New Roman"/>
+          <w:b/>
+          <w:color w:val="000000"/>
+          <w:sz w:val="24"/>
+        </w:rPr>
+        <w:t>́</w:t>
+      </w:r>
+      <w:r>
+        <w:rPr>
+          <w:rFonts w:ascii="Times New Roman" w:hAnsi="Times New Roman"/>
+          <w:b/>
+          <w:color w:val="000000"/>
+          <w:sz w:val="24"/>
+        </w:rPr>
+        <w:t>х,* як же</w:t>
+      </w:r>
+      <w:r>
+        <w:rPr>
+          <w:rFonts w:ascii="Times New Roman" w:hAnsi="Times New Roman"/>
+          <w:b/>
+          <w:color w:val="000000"/>
+          <w:sz w:val="24"/>
+        </w:rPr>
+        <w:t>́</w:t>
+      </w:r>
+      <w:r>
+        <w:rPr>
+          <w:rFonts w:ascii="Times New Roman" w:hAnsi="Times New Roman"/>
+          <w:b/>
+          <w:color w:val="000000"/>
+          <w:sz w:val="24"/>
+        </w:rPr>
+        <w:t>ртва вечі</w:t>
+      </w:r>
+      <w:r>
+        <w:rPr>
+          <w:rFonts w:ascii="Times New Roman" w:hAnsi="Times New Roman"/>
+          <w:b/>
+          <w:color w:val="000000"/>
+          <w:sz w:val="24"/>
+        </w:rPr>
+        <w:t>́</w:t>
+      </w:r>
+      <w:r>
+        <w:rPr>
+          <w:rFonts w:ascii="Times New Roman" w:hAnsi="Times New Roman"/>
+          <w:b/>
+          <w:color w:val="000000"/>
+          <w:sz w:val="24"/>
+        </w:rPr>
+        <w:t xml:space="preserve">рня.* </w:t>
+      </w:r>
+      <w:r>
+        <w:rPr>
+          <w:rFonts w:ascii="Times New Roman" w:hAnsi="Times New Roman"/>
+          <w:b/>
+          <w:color w:val="000000"/>
+          <w:sz w:val="24"/>
+        </w:rPr>
+        <w:t>Ви</w:t>
+      </w:r>
+      <w:r>
+        <w:rPr>
+          <w:rFonts w:ascii="Times New Roman" w:hAnsi="Times New Roman"/>
+          <w:b/>
+          <w:color w:val="000000"/>
+          <w:sz w:val="24"/>
+        </w:rPr>
+        <w:t>́</w:t>
+      </w:r>
+      <w:r>
+        <w:rPr>
+          <w:rFonts w:ascii="Times New Roman" w:hAnsi="Times New Roman"/>
+          <w:b/>
+          <w:color w:val="000000"/>
+          <w:sz w:val="24"/>
+        </w:rPr>
+        <w:t>слухай мене</w:t>
+      </w:r>
+      <w:r>
+        <w:rPr>
+          <w:rFonts w:ascii="Times New Roman" w:hAnsi="Times New Roman"/>
+          <w:b/>
+          <w:color w:val="000000"/>
+          <w:sz w:val="24"/>
+        </w:rPr>
+        <w:t>́</w:t>
+      </w:r>
+      <w:r>
+        <w:rPr>
+          <w:rFonts w:ascii="Times New Roman" w:hAnsi="Times New Roman"/>
+          <w:b/>
+          <w:color w:val="000000"/>
+          <w:sz w:val="24"/>
+        </w:rPr>
+        <w:t>, Го</w:t>
+      </w:r>
+      <w:r>
+        <w:rPr>
+          <w:rFonts w:ascii="Times New Roman" w:hAnsi="Times New Roman"/>
+          <w:b/>
+          <w:color w:val="000000"/>
+          <w:sz w:val="24"/>
+        </w:rPr>
+        <w:t>́</w:t>
+      </w:r>
+      <w:r>
+        <w:rPr>
+          <w:rFonts w:ascii="Times New Roman" w:hAnsi="Times New Roman"/>
+          <w:b/>
+          <w:color w:val="000000"/>
+          <w:sz w:val="24"/>
         </w:rPr>
         <w:t>споди.</w:t>
       </w:r>

--- a/flow/20230914_vu_template/drafts/2024-11-u/17-НД-21_ПП-Григорія-г4.docx
+++ b/flow/20230914_vu_template/drafts/2024-11-u/17-НД-21_ПП-Григорія-г4.docx
@@ -1920,29 +1920,19 @@
       </w:pPr>
       <w:r>
         <w:rPr>
-          <w:rFonts w:ascii="Times New Roman" w:hAnsi="Times New Roman" w:cs="Times New Roman"/>
-          <w:i/>
-          <w:color w:val="FF0000"/>
-          <w:sz w:val="24"/>
-          <w:szCs w:val="24"/>
+          <w:rFonts w:ascii="Times New Roman" w:hAnsi="Times New Roman"/>
+          <w:i/>
+          <w:color w:val="FF4400"/>
+          <w:sz w:val="24"/>
         </w:rPr>
         <w:t>Священник:</w:t>
       </w:r>
       <w:r>
         <w:rPr>
-          <w:rFonts w:ascii="Times New Roman" w:hAnsi="Times New Roman" w:cs="Times New Roman"/>
-          <w:sz w:val="24"/>
-          <w:szCs w:val="24"/>
-        </w:rPr>
-        <w:t xml:space="preserve"> Бо Твоє є царство, і сила, і слава, Отця, і Сина, і Свято</w:t>
-      </w:r>
-      <w:r>
-        <w:rPr>
-          <w:rFonts w:ascii="Times New Roman" w:hAnsi="Times New Roman" w:cs="Times New Roman"/>
-          <w:sz w:val="24"/>
-          <w:szCs w:val="24"/>
-        </w:rPr>
-        <w:t>го Духа, нині, і повсякчас, і на віки віків.</w:t>
+          <w:rFonts w:ascii="Times New Roman" w:hAnsi="Times New Roman"/>
+          <w:sz w:val="24"/>
+        </w:rPr>
+        <w:t xml:space="preserve"> Бо Твоє є царство, і сила, і слава, Отця, і Сина, і Святого Духа, нині, і повсякчас, і на віки віків.</w:t>
       </w:r>
     </w:p>
     <w:p>
@@ -10036,29 +10026,19 @@
       </w:pPr>
       <w:r>
         <w:rPr>
-          <w:rFonts w:ascii="Times New Roman" w:hAnsi="Times New Roman" w:cs="Times New Roman"/>
+          <w:rFonts w:ascii="Times New Roman" w:hAnsi="Times New Roman"/>
           <w:i/>
           <w:color w:val="FF4400"/>
           <w:sz w:val="24"/>
-          <w:szCs w:val="24"/>
         </w:rPr>
         <w:t>Священник:</w:t>
       </w:r>
       <w:r>
         <w:rPr>
-          <w:rFonts w:ascii="Times New Roman" w:hAnsi="Times New Roman" w:cs="Times New Roman"/>
-          <w:sz w:val="24"/>
-          <w:szCs w:val="24"/>
-        </w:rPr>
-        <w:t xml:space="preserve"> Бо Тобі належить усяка слава, честь і пок</w:t>
-      </w:r>
-      <w:r>
-        <w:rPr>
-          <w:rFonts w:ascii="Times New Roman" w:hAnsi="Times New Roman" w:cs="Times New Roman"/>
-          <w:sz w:val="24"/>
-          <w:szCs w:val="24"/>
-        </w:rPr>
-        <w:t>лоніння, Отцю, і Сину, і Святому Духові, нині, і повсякчас, і на віки віків.</w:t>
+          <w:rFonts w:ascii="Times New Roman" w:hAnsi="Times New Roman"/>
+          <w:sz w:val="24"/>
+        </w:rPr>
+        <w:t xml:space="preserve"> Бо Тобі належить усяка слава, честь і поклоніння, Отцю, і Сину, і Святому Духові, нині, і повсякчас, і на віки віків.</w:t>
       </w:r>
     </w:p>
     <w:p>
@@ -11954,20 +11934,17 @@
       </w:pPr>
       <w:r>
         <w:rPr>
-          <w:rFonts w:ascii="Times New Roman" w:hAnsi="Times New Roman" w:cs="Times New Roman"/>
+          <w:rFonts w:ascii="Times New Roman" w:hAnsi="Times New Roman"/>
           <w:i/>
           <w:color w:val="FF4400"/>
           <w:sz w:val="24"/>
-          <w:szCs w:val="24"/>
         </w:rPr>
         <w:t>Священник:</w:t>
       </w:r>
       <w:r>
         <w:rPr>
-          <w:rFonts w:ascii="Times New Roman" w:hAnsi="Times New Roman" w:cs="Times New Roman"/>
-          <w:color w:val="000000"/>
-          <w:sz w:val="24"/>
-          <w:szCs w:val="24"/>
+          <w:rFonts w:ascii="Times New Roman" w:hAnsi="Times New Roman"/>
+          <w:sz w:val="24"/>
         </w:rPr>
         <w:t xml:space="preserve"> Бо Твоя є влада і Твоє є царство, і сила, і слава, Отця, і Сина, і Святого Духа, нині, і повсякчас, і на віки віків.</w:t>
       </w:r>
@@ -21338,21 +21315,19 @@
       </w:pPr>
       <w:r>
         <w:rPr>
-          <w:rFonts w:ascii="Times New Roman" w:hAnsi="Times New Roman" w:cs="Times New Roman"/>
+          <w:rFonts w:ascii="Times New Roman" w:hAnsi="Times New Roman"/>
           <w:i/>
           <w:color w:val="FF4400"/>
           <w:sz w:val="24"/>
-          <w:szCs w:val="24"/>
-        </w:rPr>
-        <w:t xml:space="preserve">Священник: </w:t>
-      </w:r>
-      <w:r>
-        <w:rPr>
-          <w:rFonts w:ascii="Times New Roman" w:hAnsi="Times New Roman" w:cs="Times New Roman"/>
-          <w:sz w:val="24"/>
-          <w:szCs w:val="24"/>
-        </w:rPr>
-        <w:t>Бо милостивий і людинолюбний Бог єси, і Тобі славу возсилаємо, Отцю, і Сину, і Святому Духові, нині, і повсякчас, і на віки віків.</w:t>
+        </w:rPr>
+        <w:t>Священник:</w:t>
+      </w:r>
+      <w:r>
+        <w:rPr>
+          <w:rFonts w:ascii="Times New Roman" w:hAnsi="Times New Roman"/>
+          <w:sz w:val="24"/>
+        </w:rPr>
+        <w:t xml:space="preserve"> Бо милостивий і людинолюбний Бог єси, і Тобі славу возсилаємо, Отцю, і Сину, і Святому Духові, нині, і повсякчас, і на віки віків.</w:t>
       </w:r>
     </w:p>
     <w:p>
@@ -26339,19 +26314,17 @@
       </w:pPr>
       <w:r>
         <w:rPr>
-          <w:rFonts w:ascii="Times New Roman" w:hAnsi="Times New Roman" w:cs="Times New Roman"/>
-          <w:i/>
-          <w:color w:val="FF0000"/>
-          <w:sz w:val="24"/>
-          <w:szCs w:val="24"/>
+          <w:rFonts w:ascii="Times New Roman" w:hAnsi="Times New Roman"/>
+          <w:i/>
+          <w:color w:val="FF4400"/>
+          <w:sz w:val="24"/>
         </w:rPr>
         <w:t>Священник:</w:t>
       </w:r>
       <w:r>
         <w:rPr>
-          <w:rFonts w:ascii="Times New Roman" w:hAnsi="Times New Roman" w:cs="Times New Roman"/>
-          <w:sz w:val="24"/>
-          <w:szCs w:val="24"/>
+          <w:rFonts w:ascii="Times New Roman" w:hAnsi="Times New Roman"/>
+          <w:sz w:val="24"/>
         </w:rPr>
         <w:t xml:space="preserve"> Бо Твоє є царство, і сила, і слава, Отця, і Сина, і Святого Духа, нині, і повсякчас, і на віки віків.</w:t>
       </w:r>
@@ -26631,43 +26604,17 @@
         <w:rPr>
           <w:rFonts w:ascii="Times New Roman" w:hAnsi="Times New Roman"/>
           <w:i/>
-          <w:color w:val="FF0000"/>
-          <w:sz w:val="24"/>
-        </w:rPr>
-        <w:t>Священ</w:t>
-      </w:r>
-      <w:r>
-        <w:rPr>
-          <w:rFonts w:ascii="Times New Roman" w:hAnsi="Times New Roman"/>
-          <w:i/>
-          <w:color w:val="FF0000"/>
-          <w:sz w:val="24"/>
-        </w:rPr>
-        <w:t>н</w:t>
-      </w:r>
-      <w:r>
-        <w:rPr>
-          <w:rFonts w:ascii="Times New Roman" w:hAnsi="Times New Roman"/>
-          <w:i/>
-          <w:color w:val="FF0000"/>
-          <w:sz w:val="24"/>
-        </w:rPr>
-        <w:t>ик:</w:t>
-      </w:r>
-      <w:r>
-        <w:rPr>
-          <w:rFonts w:ascii="Times New Roman" w:hAnsi="Times New Roman"/>
-          <w:color w:val="FF0000"/>
-          <w:sz w:val="24"/>
-        </w:rPr>
-        <w:t xml:space="preserve"> </w:t>
-      </w:r>
-      <w:r>
-        <w:rPr>
-          <w:rFonts w:ascii="Times New Roman" w:hAnsi="Times New Roman"/>
-          <w:sz w:val="24"/>
-        </w:rPr>
-        <w:t>Благослове́нний Христо́с Бог наш, за́вжди, ни́ні, і повсякча́с, і на ві́ки вікі́в.</w:t>
+          <w:color w:val="FF4400"/>
+          <w:sz w:val="24"/>
+        </w:rPr>
+        <w:t>Священник:</w:t>
+      </w:r>
+      <w:r>
+        <w:rPr>
+          <w:rFonts w:ascii="Times New Roman" w:hAnsi="Times New Roman"/>
+          <w:sz w:val="24"/>
+        </w:rPr>
+        <w:t xml:space="preserve"> Благослове́нний Христо́с Бог наш, за́вжди, ни́ні, і повсякча́с, і на ві́ки вікі́в.</w:t>
       </w:r>
     </w:p>
     <w:p>
@@ -26709,43 +26656,17 @@
         <w:rPr>
           <w:rFonts w:ascii="Times New Roman" w:hAnsi="Times New Roman"/>
           <w:i/>
-          <w:color w:val="FF0000"/>
-          <w:sz w:val="24"/>
-        </w:rPr>
-        <w:t>Священ</w:t>
-      </w:r>
-      <w:r>
-        <w:rPr>
-          <w:rFonts w:ascii="Times New Roman" w:hAnsi="Times New Roman"/>
-          <w:i/>
-          <w:color w:val="FF0000"/>
-          <w:sz w:val="24"/>
-        </w:rPr>
-        <w:t>н</w:t>
-      </w:r>
-      <w:r>
-        <w:rPr>
-          <w:rFonts w:ascii="Times New Roman" w:hAnsi="Times New Roman"/>
-          <w:i/>
-          <w:color w:val="FF0000"/>
-          <w:sz w:val="24"/>
-        </w:rPr>
-        <w:t>ик:</w:t>
-      </w:r>
-      <w:r>
-        <w:rPr>
-          <w:rFonts w:ascii="Times New Roman" w:hAnsi="Times New Roman"/>
-          <w:color w:val="FF0000"/>
-          <w:sz w:val="24"/>
-        </w:rPr>
-        <w:t xml:space="preserve"> </w:t>
-      </w:r>
-      <w:r>
-        <w:rPr>
-          <w:rFonts w:ascii="Times New Roman" w:hAnsi="Times New Roman"/>
-          <w:sz w:val="24"/>
-        </w:rPr>
-        <w:t>Пресвята́ Богоро́дице, спаси́ нас.</w:t>
+          <w:color w:val="FF4400"/>
+          <w:sz w:val="24"/>
+        </w:rPr>
+        <w:t>Священник:</w:t>
+      </w:r>
+      <w:r>
+        <w:rPr>
+          <w:rFonts w:ascii="Times New Roman" w:hAnsi="Times New Roman"/>
+          <w:sz w:val="24"/>
+        </w:rPr>
+        <w:t xml:space="preserve"> Пресвята́ Богоро́дице, спаси́ нас.</w:t>
       </w:r>
     </w:p>
     <w:p>
@@ -26787,43 +26708,17 @@
         <w:rPr>
           <w:rFonts w:ascii="Times New Roman" w:hAnsi="Times New Roman"/>
           <w:i/>
-          <w:color w:val="FF0000"/>
-          <w:sz w:val="24"/>
-        </w:rPr>
-        <w:t>Священ</w:t>
-      </w:r>
-      <w:r>
-        <w:rPr>
-          <w:rFonts w:ascii="Times New Roman" w:hAnsi="Times New Roman"/>
-          <w:i/>
-          <w:color w:val="FF0000"/>
-          <w:sz w:val="24"/>
-        </w:rPr>
-        <w:t>н</w:t>
-      </w:r>
-      <w:r>
-        <w:rPr>
-          <w:rFonts w:ascii="Times New Roman" w:hAnsi="Times New Roman"/>
-          <w:i/>
-          <w:color w:val="FF0000"/>
-          <w:sz w:val="24"/>
-        </w:rPr>
-        <w:t>ик:</w:t>
-      </w:r>
-      <w:r>
-        <w:rPr>
-          <w:rFonts w:ascii="Times New Roman" w:hAnsi="Times New Roman"/>
-          <w:color w:val="FF0000"/>
-          <w:sz w:val="24"/>
-        </w:rPr>
-        <w:t xml:space="preserve"> </w:t>
-      </w:r>
-      <w:r>
-        <w:rPr>
-          <w:rFonts w:ascii="Times New Roman" w:hAnsi="Times New Roman"/>
-          <w:sz w:val="24"/>
-        </w:rPr>
-        <w:t>Сла́ва Тобі́, Хри́сте Бо́же, упова́ння на́ше, сла́ва Тобі́!</w:t>
+          <w:color w:val="FF4400"/>
+          <w:sz w:val="24"/>
+        </w:rPr>
+        <w:t>Священник:</w:t>
+      </w:r>
+      <w:r>
+        <w:rPr>
+          <w:rFonts w:ascii="Times New Roman" w:hAnsi="Times New Roman"/>
+          <w:sz w:val="24"/>
+        </w:rPr>
+        <w:t xml:space="preserve"> Сла́ва Тобі́, Хри́сте Бо́же, упова́ння на́ше, сла́ва Тобі́!</w:t>
       </w:r>
     </w:p>
     <w:p>
@@ -26875,56 +26770,38 @@
     <w:p>
       <w:pPr>
         <w:spacing w:after="120"/>
-        <w:jc w:val="both"/>
-        <w:rPr>
-          <w:rFonts w:ascii="Times New Roman" w:hAnsi="Times New Roman" w:cs="Times New Roman"/>
-          <w:sz w:val="24"/>
-          <w:szCs w:val="24"/>
-        </w:rPr>
-      </w:pPr>
-      <w:r>
-        <w:rPr>
-          <w:rFonts w:ascii="Times New Roman" w:hAnsi="Times New Roman" w:cs="Times New Roman"/>
-          <w:i/>
-          <w:color w:val="FF0000"/>
-          <w:sz w:val="24"/>
-          <w:szCs w:val="24"/>
-        </w:rPr>
-        <w:t>Священик:</w:t>
-      </w:r>
-      <w:r>
-        <w:rPr>
-          <w:rFonts w:ascii="Times New Roman" w:hAnsi="Times New Roman" w:cs="Times New Roman"/>
-          <w:sz w:val="24"/>
-          <w:szCs w:val="24"/>
-        </w:rPr>
-        <w:t xml:space="preserve"> Христос, що воскрес із мертвих, істинний Бог наш, молитвами пречистої своєї Матері, святих, славних і всехвальних апостолів, і </w:t>
-      </w:r>
-      <w:r>
-        <w:rPr>
-          <w:rFonts w:ascii="Times New Roman" w:hAnsi="Times New Roman" w:cs="Times New Roman"/>
-          <w:sz w:val="24"/>
-          <w:szCs w:val="24"/>
-        </w:rPr>
-        <w:t xml:space="preserve">святого </w:t>
-      </w:r>
-      <w:r>
-        <w:rPr>
-          <w:rFonts w:ascii="Times New Roman" w:hAnsi="Times New Roman" w:cs="Times New Roman"/>
-          <w:i/>
-          <w:color w:val="FF0000"/>
-          <w:sz w:val="24"/>
-          <w:szCs w:val="24"/>
-        </w:rPr>
-        <w:t>(ім'я, якого є храм)</w:t>
-      </w:r>
-      <w:r>
-        <w:rPr>
-          <w:rFonts w:ascii="Times New Roman" w:hAnsi="Times New Roman" w:cs="Times New Roman"/>
-          <w:sz w:val="24"/>
-          <w:szCs w:val="24"/>
-        </w:rPr>
-        <w:t>, і святого отця нашого Григорія, єпископа Неокесарійського, чудотворця, і всіх святих, помилує і спасе нас, як благий і людинолюбний.</w:t>
+      </w:pPr>
+      <w:r>
+        <w:rPr>
+          <w:rFonts w:ascii="Times New Roman" w:hAnsi="Times New Roman"/>
+          <w:i/>
+          <w:color w:val="FF4400"/>
+          <w:sz w:val="24"/>
+        </w:rPr>
+        <w:t>Священник:</w:t>
+      </w:r>
+      <w:r>
+        <w:rPr>
+          <w:rFonts w:ascii="Times New Roman" w:hAnsi="Times New Roman"/>
+          <w:sz w:val="24"/>
+        </w:rPr>
+        <w:t xml:space="preserve"> Христос, що воскрес із мертвих, істинний Бог наш - молитвами пречистої Своєї Матері, святих славних і всехвальних апостолів, і святого, </w:t>
+      </w:r>
+      <w:r>
+        <w:rPr>
+          <w:rFonts w:ascii="Times New Roman" w:hAnsi="Times New Roman"/>
+          <w:i/>
+          <w:color w:val="FF4400"/>
+          <w:sz w:val="24"/>
+        </w:rPr>
+        <w:t>якого є храм</w:t>
+      </w:r>
+      <w:r>
+        <w:rPr>
+          <w:rFonts w:ascii="Times New Roman" w:hAnsi="Times New Roman"/>
+          <w:sz w:val="24"/>
+        </w:rPr>
+        <w:t>, і святого отця нашого Григорія, єпископа Неокесарійського, чудотворця, і всіх святих - помилує і спасе нас як благий і людинолюбний.</w:t>
       </w:r>
     </w:p>
     <w:p>
@@ -31130,29 +31007,19 @@
       </w:pPr>
       <w:r>
         <w:rPr>
-          <w:rFonts w:ascii="Times New Roman" w:hAnsi="Times New Roman" w:cs="Times New Roman"/>
+          <w:rFonts w:ascii="Times New Roman" w:hAnsi="Times New Roman"/>
           <w:i/>
           <w:color w:val="FF4400"/>
           <w:sz w:val="24"/>
-          <w:szCs w:val="24"/>
         </w:rPr>
         <w:t>Священник:</w:t>
       </w:r>
       <w:r>
         <w:rPr>
-          <w:rFonts w:ascii="Times New Roman" w:hAnsi="Times New Roman" w:cs="Times New Roman"/>
-          <w:sz w:val="24"/>
-          <w:szCs w:val="24"/>
-        </w:rPr>
-        <w:t xml:space="preserve"> Бо Тобі належить усяка слава, честь і поклоніння, Отцю, і Сину, і Святому Духові, нині, і повся</w:t>
-      </w:r>
-      <w:r>
-        <w:rPr>
-          <w:rFonts w:ascii="Times New Roman" w:hAnsi="Times New Roman" w:cs="Times New Roman"/>
-          <w:sz w:val="24"/>
-          <w:szCs w:val="24"/>
-        </w:rPr>
-        <w:t>кчас, і на віки віків.</w:t>
+          <w:rFonts w:ascii="Times New Roman" w:hAnsi="Times New Roman"/>
+          <w:sz w:val="24"/>
+        </w:rPr>
+        <w:t xml:space="preserve"> Бо Тобі належить усяка слава, честь і поклоніння, Отцю, і Сину, і Святому Духові, нині, і повсякчас, і на віки віків.</w:t>
       </w:r>
     </w:p>
     <w:p>
@@ -31809,30 +31676,17 @@
       </w:pPr>
       <w:r>
         <w:rPr>
-          <w:rFonts w:ascii="Times New Roman" w:hAnsi="Times New Roman" w:cs="Times New Roman"/>
+          <w:rFonts w:ascii="Times New Roman" w:hAnsi="Times New Roman"/>
           <w:i/>
           <w:color w:val="FF4400"/>
           <w:sz w:val="24"/>
-          <w:szCs w:val="24"/>
-        </w:rPr>
-        <w:t>Священн</w:t>
-      </w:r>
-      <w:r>
-        <w:rPr>
-          <w:rFonts w:ascii="Times New Roman" w:hAnsi="Times New Roman" w:cs="Times New Roman"/>
-          <w:i/>
-          <w:color w:val="FF4400"/>
-          <w:sz w:val="24"/>
-          <w:szCs w:val="24"/>
-        </w:rPr>
-        <w:t>ик:</w:t>
-      </w:r>
-      <w:r>
-        <w:rPr>
-          <w:rFonts w:ascii="Times New Roman" w:hAnsi="Times New Roman" w:cs="Times New Roman"/>
-          <w:color w:val="000000"/>
-          <w:sz w:val="24"/>
-          <w:szCs w:val="24"/>
+        </w:rPr>
+        <w:t>Священник:</w:t>
+      </w:r>
+      <w:r>
+        <w:rPr>
+          <w:rFonts w:ascii="Times New Roman" w:hAnsi="Times New Roman"/>
+          <w:sz w:val="24"/>
         </w:rPr>
         <w:t xml:space="preserve"> Бо Твоя є влада і Твоє є царство, і сила, і слава, Отця, і Сина, і Святого Духа, нині, і повсякчас, і на віки віків.</w:t>
       </w:r>
@@ -32212,21 +32066,17 @@
       </w:pPr>
       <w:r>
         <w:rPr>
-          <w:rFonts w:ascii="Times New Roman" w:hAnsi="Times New Roman" w:cs="Times New Roman"/>
+          <w:rFonts w:ascii="Times New Roman" w:hAnsi="Times New Roman"/>
           <w:i/>
           <w:color w:val="FF4400"/>
           <w:sz w:val="24"/>
-          <w:szCs w:val="24"/>
-        </w:rPr>
-        <w:lastRenderedPageBreak/>
+        </w:rPr>
         <w:t>Священник:</w:t>
       </w:r>
       <w:r>
         <w:rPr>
-          <w:rFonts w:ascii="Times New Roman" w:hAnsi="Times New Roman" w:cs="Times New Roman"/>
-          <w:color w:val="000000"/>
-          <w:sz w:val="24"/>
-          <w:szCs w:val="24"/>
+          <w:rFonts w:ascii="Times New Roman" w:hAnsi="Times New Roman"/>
+          <w:sz w:val="24"/>
         </w:rPr>
         <w:t xml:space="preserve"> Бо Ти благий і людинолюбний Бог – і Тобі славу возсилаємо, Отцю, і Сину, і Святому Духові, нині, і повсякчас, і на віки віків.</w:t>
       </w:r>
@@ -35823,32 +35673,19 @@
       </w:pPr>
       <w:r>
         <w:rPr>
-          <w:rFonts w:ascii="Times New Roman" w:hAnsi="Times New Roman" w:cs="Times New Roman"/>
+          <w:rFonts w:ascii="Times New Roman" w:hAnsi="Times New Roman"/>
           <w:i/>
           <w:color w:val="FF4400"/>
           <w:sz w:val="24"/>
-          <w:szCs w:val="24"/>
-        </w:rPr>
-        <w:lastRenderedPageBreak/>
-        <w:t xml:space="preserve">Священник: </w:t>
-      </w:r>
-      <w:r>
-        <w:rPr>
-          <w:rFonts w:ascii="Times New Roman" w:hAnsi="Times New Roman" w:cs="Times New Roman"/>
-          <w:color w:val="000000"/>
-          <w:sz w:val="24"/>
-          <w:szCs w:val="24"/>
-        </w:rPr>
-        <w:t>Благодаттю, і щедротами, і людинолюб’ям єдинородного Сина Твого, з яким Ти благословенний, із пре</w:t>
-      </w:r>
-      <w:r>
-        <w:rPr>
-          <w:rFonts w:ascii="Times New Roman" w:hAnsi="Times New Roman" w:cs="Times New Roman"/>
-          <w:color w:val="000000"/>
-          <w:sz w:val="24"/>
-          <w:szCs w:val="24"/>
-        </w:rPr>
-        <w:t>святим, і благим, і животворчим твоїм Духом, нині, і повсякчас, і на віки віків.</w:t>
+        </w:rPr>
+        <w:t>Священник:</w:t>
+      </w:r>
+      <w:r>
+        <w:rPr>
+          <w:rFonts w:ascii="Times New Roman" w:hAnsi="Times New Roman"/>
+          <w:sz w:val="24"/>
+        </w:rPr>
+        <w:t xml:space="preserve"> Благодаттю, і щедротами, і людинолюб’ям єдинородного Сина Твого, з яким Ти благословенний, із пресвятим, і благим, і животворчим твоїм Духом, нині, і повсякчас, і на віки віків.</w:t>
       </w:r>
     </w:p>
     <w:p>
@@ -36618,30 +36455,19 @@
       </w:pPr>
       <w:r>
         <w:rPr>
-          <w:rFonts w:ascii="Times New Roman" w:hAnsi="Times New Roman" w:cs="Times New Roman"/>
-          <w:i/>
-          <w:color w:val="FF0000"/>
-          <w:sz w:val="24"/>
-          <w:szCs w:val="24"/>
-        </w:rPr>
-        <w:t xml:space="preserve">Священник: </w:t>
-      </w:r>
-      <w:r>
-        <w:rPr>
-          <w:rFonts w:ascii="Times New Roman" w:hAnsi="Times New Roman" w:cs="Times New Roman"/>
-          <w:color w:val="000000"/>
-          <w:sz w:val="24"/>
-          <w:szCs w:val="24"/>
-        </w:rPr>
-        <w:t>Бо Ти Бог наш і Тобі славу возсилаємо: Отцю, і Сину, і Святому Духові</w:t>
-      </w:r>
-      <w:r>
-        <w:rPr>
-          <w:rFonts w:ascii="Times New Roman" w:hAnsi="Times New Roman" w:cs="Times New Roman"/>
-          <w:sz w:val="24"/>
-          <w:szCs w:val="24"/>
-        </w:rPr>
-        <w:t>, нині, і повсякчас, і на віки віків.</w:t>
+          <w:rFonts w:ascii="Times New Roman" w:hAnsi="Times New Roman"/>
+          <w:i/>
+          <w:color w:val="FF4400"/>
+          <w:sz w:val="24"/>
+        </w:rPr>
+        <w:t>Священник:</w:t>
+      </w:r>
+      <w:r>
+        <w:rPr>
+          <w:rFonts w:ascii="Times New Roman" w:hAnsi="Times New Roman"/>
+          <w:sz w:val="24"/>
+        </w:rPr>
+        <w:t xml:space="preserve"> Бо Ти Бог наш і Тобі славу возсилаємо: Отцю, і Сину, і Святому Духові, нині, і повсякчас, і на віки віків.</w:t>
       </w:r>
     </w:p>
     <w:p>
@@ -37598,38 +37424,19 @@
       </w:pPr>
       <w:r>
         <w:rPr>
-          <w:rFonts w:ascii="Times New Roman" w:hAnsi="Times New Roman" w:cs="Times New Roman"/>
-          <w:i/>
-          <w:color w:val="FF0000"/>
-          <w:sz w:val="24"/>
-          <w:szCs w:val="24"/>
-        </w:rPr>
-        <w:t xml:space="preserve">Священник: </w:t>
-      </w:r>
-      <w:r>
-        <w:rPr>
-          <w:rFonts w:ascii="Times New Roman" w:hAnsi="Times New Roman" w:cs="Times New Roman"/>
-          <w:color w:val="000000"/>
-          <w:sz w:val="24"/>
-          <w:szCs w:val="24"/>
-        </w:rPr>
-        <w:t>Бо Ти цар миру і Спас душ наших – і Тобі славу возсилаємо, Отцю, і Сину, і Святому Духові</w:t>
-      </w:r>
-      <w:r>
-        <w:rPr>
-          <w:rFonts w:ascii="Times New Roman" w:hAnsi="Times New Roman" w:cs="Times New Roman"/>
-          <w:sz w:val="24"/>
-          <w:szCs w:val="24"/>
-        </w:rPr>
-        <w:t xml:space="preserve">, нині, і повсякчас, і </w:t>
-      </w:r>
-      <w:r>
-        <w:rPr>
-          <w:rFonts w:ascii="Times New Roman" w:hAnsi="Times New Roman" w:cs="Times New Roman"/>
-          <w:sz w:val="24"/>
-          <w:szCs w:val="24"/>
-        </w:rPr>
-        <w:t>на віки віків.</w:t>
+          <w:rFonts w:ascii="Times New Roman" w:hAnsi="Times New Roman"/>
+          <w:i/>
+          <w:color w:val="FF4400"/>
+          <w:sz w:val="24"/>
+        </w:rPr>
+        <w:t>Священник:</w:t>
+      </w:r>
+      <w:r>
+        <w:rPr>
+          <w:rFonts w:ascii="Times New Roman" w:hAnsi="Times New Roman"/>
+          <w:sz w:val="24"/>
+        </w:rPr>
+        <w:t xml:space="preserve"> Бо Ти цар миру і Спас душ наших – і Тобі славу возсилаємо, Отцю, і Сину, і Святому Духові, нині, і повсякчас, і на віки віків.</w:t>
       </w:r>
     </w:p>
     <w:p>
@@ -41886,29 +41693,19 @@
       </w:pPr>
       <w:r>
         <w:rPr>
-          <w:rFonts w:ascii="Times New Roman" w:hAnsi="Times New Roman" w:cs="Times New Roman"/>
+          <w:rFonts w:ascii="Times New Roman" w:hAnsi="Times New Roman"/>
           <w:i/>
           <w:color w:val="FF4400"/>
           <w:sz w:val="24"/>
-          <w:szCs w:val="24"/>
-        </w:rPr>
-        <w:t xml:space="preserve">Священник: </w:t>
-      </w:r>
-      <w:r>
-        <w:rPr>
-          <w:rFonts w:ascii="Times New Roman" w:hAnsi="Times New Roman" w:cs="Times New Roman"/>
-          <w:sz w:val="24"/>
-          <w:szCs w:val="24"/>
-        </w:rPr>
-        <w:t>Бо милостивий і людинолюбний Бог єси, і Тобі славу возс</w:t>
-      </w:r>
-      <w:r>
-        <w:rPr>
-          <w:rFonts w:ascii="Times New Roman" w:hAnsi="Times New Roman" w:cs="Times New Roman"/>
-          <w:sz w:val="24"/>
-          <w:szCs w:val="24"/>
-        </w:rPr>
-        <w:t>илаємо, Отцю, і Сину, і Святому Духові, нині, і повсякчас, і на віки віків.</w:t>
+        </w:rPr>
+        <w:t>Священник:</w:t>
+      </w:r>
+      <w:r>
+        <w:rPr>
+          <w:rFonts w:ascii="Times New Roman" w:hAnsi="Times New Roman"/>
+          <w:sz w:val="24"/>
+        </w:rPr>
+        <w:t xml:space="preserve"> Бо милостивий і людинолюбний Бог єси, і Тобі славу возсилаємо, Отцю, і Сину, і Святому Духові, нині, і повсякчас, і на віки віків.</w:t>
       </w:r>
     </w:p>
     <w:p>
@@ -42725,31 +42522,19 @@
       </w:pPr>
       <w:r>
         <w:rPr>
-          <w:rFonts w:ascii="Times New Roman" w:hAnsi="Times New Roman" w:cs="Times New Roman"/>
+          <w:rFonts w:ascii="Times New Roman" w:hAnsi="Times New Roman"/>
           <w:i/>
           <w:color w:val="FF4400"/>
           <w:sz w:val="24"/>
-          <w:szCs w:val="24"/>
-        </w:rPr>
-        <w:t xml:space="preserve">Священник: </w:t>
-      </w:r>
-      <w:r>
-        <w:rPr>
-          <w:rFonts w:ascii="Times New Roman" w:hAnsi="Times New Roman" w:cs="Times New Roman"/>
-          <w:color w:val="000000"/>
-          <w:sz w:val="24"/>
-          <w:szCs w:val="24"/>
-        </w:rPr>
-        <w:t xml:space="preserve">Бо до Тебе належить милувати і спасати нас, Боже наш, і Тобі славу возсилаємо, Отцю, і Сину, і Святому Духові, нині, і </w:t>
-      </w:r>
-      <w:r>
-        <w:rPr>
-          <w:rFonts w:ascii="Times New Roman" w:hAnsi="Times New Roman" w:cs="Times New Roman"/>
-          <w:color w:val="000000"/>
-          <w:sz w:val="24"/>
-          <w:szCs w:val="24"/>
-        </w:rPr>
-        <w:t>повсякчас, і на віки віків.</w:t>
+        </w:rPr>
+        <w:t>Священник:</w:t>
+      </w:r>
+      <w:r>
+        <w:rPr>
+          <w:rFonts w:ascii="Times New Roman" w:hAnsi="Times New Roman"/>
+          <w:sz w:val="24"/>
+        </w:rPr>
+        <w:t xml:space="preserve"> Бо до Тебе належить милувати і спасати нас, Боже наш, і Тобі славу возсилаємо, Отцю, і Сину, і Святому Духові, нині, і повсякчас, і на віки віків.</w:t>
       </w:r>
     </w:p>
     <w:p>
@@ -43119,56 +42904,38 @@
     <w:p>
       <w:pPr>
         <w:spacing w:after="120"/>
-        <w:jc w:val="both"/>
-        <w:rPr>
-          <w:rFonts w:ascii="Times New Roman" w:hAnsi="Times New Roman" w:cs="Times New Roman"/>
-          <w:sz w:val="24"/>
-          <w:szCs w:val="24"/>
-        </w:rPr>
-      </w:pPr>
-      <w:r>
-        <w:rPr>
-          <w:rFonts w:ascii="Times New Roman" w:hAnsi="Times New Roman" w:cs="Times New Roman"/>
-          <w:i/>
-          <w:color w:val="FF0000"/>
-          <w:sz w:val="24"/>
-          <w:szCs w:val="24"/>
-        </w:rPr>
-        <w:t>Священик:</w:t>
-      </w:r>
-      <w:r>
-        <w:rPr>
-          <w:rFonts w:ascii="Times New Roman" w:hAnsi="Times New Roman" w:cs="Times New Roman"/>
-          <w:sz w:val="24"/>
-          <w:szCs w:val="24"/>
-        </w:rPr>
-        <w:t xml:space="preserve"> Христос, що воскрес із мертвих, істинний Бог наш, молитвами пречистої сво</w:t>
-      </w:r>
-      <w:r>
-        <w:rPr>
-          <w:rFonts w:ascii="Times New Roman" w:hAnsi="Times New Roman" w:cs="Times New Roman"/>
-          <w:sz w:val="24"/>
-          <w:szCs w:val="24"/>
-        </w:rPr>
-        <w:t xml:space="preserve">єї Матері, святих, славних і всехвальних апостолів, і святого </w:t>
-      </w:r>
-      <w:r>
-        <w:rPr>
-          <w:rFonts w:ascii="Times New Roman" w:hAnsi="Times New Roman" w:cs="Times New Roman"/>
-          <w:i/>
-          <w:color w:val="FF0000"/>
-          <w:sz w:val="24"/>
-          <w:szCs w:val="24"/>
-        </w:rPr>
-        <w:t>(ім'я, якого є храм)</w:t>
-      </w:r>
-      <w:r>
-        <w:rPr>
-          <w:rFonts w:ascii="Times New Roman" w:hAnsi="Times New Roman" w:cs="Times New Roman"/>
-          <w:sz w:val="24"/>
-          <w:szCs w:val="24"/>
-        </w:rPr>
-        <w:t>, і святого отця нашого Григорія, єпископа Неокесарійського, чудотворця, і всіх святих, помилує і спасе нас, як благий і людинолюбний.</w:t>
+      </w:pPr>
+      <w:r>
+        <w:rPr>
+          <w:rFonts w:ascii="Times New Roman" w:hAnsi="Times New Roman"/>
+          <w:i/>
+          <w:color w:val="FF4400"/>
+          <w:sz w:val="24"/>
+        </w:rPr>
+        <w:t>Священник:</w:t>
+      </w:r>
+      <w:r>
+        <w:rPr>
+          <w:rFonts w:ascii="Times New Roman" w:hAnsi="Times New Roman"/>
+          <w:sz w:val="24"/>
+        </w:rPr>
+        <w:t xml:space="preserve"> Христос, що воскрес із мертвих, істинний Бог наш - молитвами пречистої Своєї Матері, святих славних і всехвальних апостолів, і святого, </w:t>
+      </w:r>
+      <w:r>
+        <w:rPr>
+          <w:rFonts w:ascii="Times New Roman" w:hAnsi="Times New Roman"/>
+          <w:i/>
+          <w:color w:val="FF4400"/>
+          <w:sz w:val="24"/>
+        </w:rPr>
+        <w:t>якого є храм</w:t>
+      </w:r>
+      <w:r>
+        <w:rPr>
+          <w:rFonts w:ascii="Times New Roman" w:hAnsi="Times New Roman"/>
+          <w:sz w:val="24"/>
+        </w:rPr>
+        <w:t>, і святого отця нашого Григорія, єпископа Неокесарійського, чудотворця, і всіх святих - помилує і спасе нас як благий і людинолюбний.</w:t>
       </w:r>
     </w:p>
     <w:p>
